--- a/project/documents/trademark/ChangeofCounsel.docx
+++ b/project/documents/trademark/ChangeofCounsel.docx
@@ -2,234 +2,123 @@
 <file path=word/document.xml><?xml version="1.0" encoding="utf-8"?>
 <w:document xmlns:wpc="http://schemas.microsoft.com/office/word/2010/wordprocessingCanvas" xmlns:cx="http://schemas.microsoft.com/office/drawing/2014/chartex" xmlns:cx1="http://schemas.microsoft.com/office/drawing/2015/9/8/chartex" xmlns:cx2="http://schemas.microsoft.com/office/drawing/2015/10/21/chartex" xmlns:cx3="http://schemas.microsoft.com/office/drawing/2016/5/9/chartex" xmlns:cx4="http://schemas.microsoft.com/office/drawing/2016/5/10/chartex" xmlns:cx5="http://schemas.microsoft.com/office/drawing/2016/5/11/chartex" xmlns:cx6="http://schemas.microsoft.com/office/drawing/2016/5/12/chartex" xmlns:cx7="http://schemas.microsoft.com/office/drawing/2016/5/13/chartex" xmlns:cx8="http://schemas.microsoft.com/office/drawing/2016/5/14/chartex" xmlns:mc="http://schemas.openxmlformats.org/markup-compatibility/2006" xmlns:aink="http://schemas.microsoft.com/office/drawing/2016/ink" xmlns:am3d="http://schemas.microsoft.com/office/drawing/2017/model3d" xmlns:o="urn:schemas-microsoft-com:office:office" xmlns:oel="http://schemas.microsoft.com/office/2019/extlst" xmlns:r="http://schemas.openxmlformats.org/officeDocument/2006/relationships" xmlns:m="http://schemas.openxmlformats.org/officeDocument/2006/math" xmlns:v="urn:schemas-microsoft-com:vml" xmlns:wp14="http://schemas.microsoft.com/office/word/2010/wordprocessingDrawing" xmlns:wp="http://schemas.openxmlformats.org/drawingml/2006/wordprocessingDrawing" xmlns:w10="urn:schemas-microsoft-com:office:word" xmlns:w="http://schemas.openxmlformats.org/wordprocessingml/2006/main" xmlns:w14="http://schemas.microsoft.com/office/word/2010/wordml" xmlns:w15="http://schemas.microsoft.com/office/word/2012/wordml" xmlns:w16cex="http://schemas.microsoft.com/office/word/2018/wordml/cex" xmlns:w16cid="http://schemas.microsoft.com/office/word/2016/wordml/cid" xmlns:w16="http://schemas.microsoft.com/office/word/2018/wordml" xmlns:w16sdtdh="http://schemas.microsoft.com/office/word/2020/wordml/sdtdatahash" xmlns:w16se="http://schemas.microsoft.com/office/word/2015/wordml/symex" xmlns:wpg="http://schemas.microsoft.com/office/word/2010/wordprocessingGroup" xmlns:wpi="http://schemas.microsoft.com/office/word/2010/wordprocessingInk" xmlns:wne="http://schemas.microsoft.com/office/word/2006/wordml" xmlns:wps="http://schemas.microsoft.com/office/word/2010/wordprocessingShape" mc:Ignorable="w14 w15 w16se w16cid w16 w16cex w16sdtdh wp14">
   <w:body>
+    <w:p>
+      <w:r>
+        <w:t xml:space="preserve">Subject line:  </w:t>
+      </w:r>
+      <w:r>
+        <w:t>&lt;&lt;This.title&gt;&gt;</w:t>
+      </w:r>
+      <w:r>
+        <w:t>:  &lt;&lt;matterCountryName&gt;&gt;</w:t>
+      </w:r>
+      <w:r>
+        <w:t xml:space="preserve"> &lt;&lt;This.MarkType&gt;&gt; Application No. &lt;&lt;This.serialNo&gt;&gt;</w:t>
+      </w:r>
+      <w:r>
+        <w:t xml:space="preserve"> - </w:t>
+      </w:r>
+      <w:r>
+        <w:t>Notice of Change of US Counsel</w:t>
+      </w:r>
+      <w:r>
+        <w:t xml:space="preserve"> </w:t>
+      </w:r>
+      <w:r>
+        <w:t xml:space="preserve">- </w:t>
+      </w:r>
+      <w:r>
+        <w:t>&lt;&lt;This.orgName&gt;&gt;</w:t>
+      </w:r>
+      <w:r>
+        <w:t xml:space="preserve">: </w:t>
+      </w:r>
+      <w:r>
+        <w:t xml:space="preserve"> &lt;&lt;This.clientRefNo&gt;&gt;</w:t>
+      </w:r>
+      <w:r>
+        <w:t xml:space="preserve"> / </w:t>
+      </w:r>
+      <w:r>
+        <w:t>SLW Ref. No. &lt;&lt;This.matterNo&gt;&gt;</w:t>
+      </w:r>
+    </w:p>
     <w:p/>
+    <w:p/>
+    <w:p/>
+    <w:p/>
+    <w:p/>
+    <w:p>
+      <w:r>
+        <w:t xml:space="preserve">SCHWEGMAN, LUNDBERG &amp; WOESSNER, P.A. </w:t>
+      </w:r>
+    </w:p>
+    <w:p/>
+    <w:p>
+      <w:r>
+        <w:t>&lt;&lt;This.WAName&gt;&gt; &lt;&lt;This.WAPhone&gt;&gt;</w:t>
+      </w:r>
+    </w:p>
+    <w:p>
+      <w:r>
+        <w:t>&lt;&lt;This.WAEmail&gt;&gt;</w:t>
+      </w:r>
+    </w:p>
+    <w:p/>
+    <w:p>
+      <w:r>
+        <w:t>&lt;&lt;This.paraName&gt;&gt; &lt;&lt;This.paraPhone&gt;&gt;</w:t>
+      </w:r>
+    </w:p>
+    <w:p>
+      <w:r>
+        <w:t>&lt;&lt;This.paraEmail&gt;&gt;</w:t>
+      </w:r>
+    </w:p>
+    <w:p/>
+    <w:p>
+      <w:r>
+        <w:t>Re:   &lt;&lt;This.orgName&gt;&gt;</w:t>
+      </w:r>
+      <w:r>
+        <w:t xml:space="preserve">: </w:t>
+      </w:r>
+      <w:r>
+        <w:t xml:space="preserve"> &lt;&lt;This.clientRefNo&gt;&gt; - SLW Ref. No. &lt;&lt;This.matterNo&gt;&gt;</w:t>
+      </w:r>
+    </w:p>
+    <w:p>
+      <w:r>
+        <w:tab/>
+      </w:r>
+      <w:r>
+        <w:t>&lt;&lt;matterCountryName&gt;&gt;</w:t>
+      </w:r>
+      <w:r>
+        <w:t xml:space="preserve">  &lt;&lt;This.MarkType&gt;&gt; Application No. &lt;&lt;This.serialNo&gt;&gt;</w:t>
+      </w:r>
+    </w:p>
+    <w:p>
+      <w:r>
+        <w:tab/>
+        <w:t>Mark: &lt;&lt;This.title&gt;&gt;</w:t>
+      </w:r>
+    </w:p>
     <w:p>
       <w:pPr>
-        <w:rPr>
-          <w:rFonts w:asciiTheme="minorHAnsi" w:hAnsiTheme="minorHAnsi" w:cs="Arial"/>
-          <w:highlight w:val="yellow"/>
-        </w:rPr>
+        <w:ind w:firstLine="720"/>
       </w:pPr>
       <w:r>
-        <w:rPr>
-          <w:rFonts w:asciiTheme="minorHAnsi" w:hAnsiTheme="minorHAnsi" w:cs="Arial"/>
-          <w:highlight w:val="yellow"/>
-        </w:rPr>
-        <w:t xml:space="preserve">@title@: @matterCountryName@ (@MarkType@) Reg. No. @TMRegNo@ -- Notice of Change of US Counsel (@orgName@ Ref. No. </w:t>
-      </w:r>
-      <w:r>
-        <w:rPr>
-          <w:rFonts w:asciiTheme="minorHAnsi" w:hAnsiTheme="minorHAnsi" w:cs="Arial"/>
-          <w:bCs/>
-          <w:highlight w:val="yellow"/>
-        </w:rPr>
-        <w:t>@clientRefNo@</w:t>
-      </w:r>
-      <w:r>
-        <w:rPr>
-          <w:rFonts w:asciiTheme="minorHAnsi" w:hAnsiTheme="minorHAnsi" w:cs="Arial"/>
-          <w:highlight w:val="yellow"/>
-        </w:rPr>
-        <w:t xml:space="preserve"> / SLW Ref. No. @matterNo@)</w:t>
+        <w:t>Applicant: &lt;&lt;applicant&gt;&gt;</w:t>
       </w:r>
     </w:p>
     <w:p>
       <w:pPr>
-        <w:rPr>
-          <w:rFonts w:asciiTheme="minorHAnsi" w:hAnsiTheme="minorHAnsi" w:cs="Arial"/>
-          <w:highlight w:val="yellow"/>
-        </w:rPr>
+        <w:ind w:firstLine="720"/>
       </w:pPr>
-    </w:p>
-    <w:p>
-      <w:pPr>
-        <w:rPr>
-          <w:rFonts w:asciiTheme="minorHAnsi" w:hAnsiTheme="minorHAnsi" w:cs="Arial"/>
-          <w:highlight w:val="yellow"/>
-        </w:rPr>
-      </w:pPr>
-    </w:p>
-    <w:p>
-      <w:pPr>
-        <w:rPr>
-          <w:rFonts w:asciiTheme="minorHAnsi" w:hAnsiTheme="minorHAnsi" w:cs="Arial"/>
-          <w:b/>
-          <w:highlight w:val="yellow"/>
-        </w:rPr>
-      </w:pPr>
-      <w:r>
-        <w:rPr>
-          <w:rFonts w:asciiTheme="minorHAnsi" w:hAnsiTheme="minorHAnsi"/>
-          <w:b/>
-        </w:rPr>
-        <w:t>&lt;b&gt;SCHWEGMAN LUNDBERG &amp; WOESSNER, P.A.&lt;/b&gt;&lt;br&gt;&lt;br&gt;</w:t>
-      </w:r>
-    </w:p>
-    <w:p>
-      <w:pPr>
-        <w:rPr>
-          <w:rFonts w:asciiTheme="minorHAnsi" w:hAnsiTheme="minorHAnsi" w:cs="Arial"/>
-          <w:b/>
-          <w:bCs/>
-        </w:rPr>
-      </w:pPr>
-    </w:p>
-    <w:p>
-      <w:pPr>
-        <w:rPr>
-          <w:rFonts w:asciiTheme="minorHAnsi" w:hAnsiTheme="minorHAnsi" w:cs="Arial"/>
-          <w:bCs/>
-        </w:rPr>
-      </w:pPr>
-      <w:r>
-        <w:rPr>
-          <w:rFonts w:asciiTheme="minorHAnsi" w:hAnsiTheme="minorHAnsi" w:cs="Arial"/>
-          <w:bCs/>
-        </w:rPr>
-        <w:t>@WAName@ @WAPhone@&amp;nbsp;&amp;nbsp;</w:t>
-      </w:r>
-      <w:r>
-        <w:rPr>
-          <w:rFonts w:asciiTheme="minorHAnsi" w:hAnsiTheme="minorHAnsi" w:cs="Arial"/>
-          <w:bCs/>
-        </w:rPr>
-        <w:tab/>
-        <w:t>@WAEmail@&lt;br&gt;</w:t>
-      </w:r>
-    </w:p>
-    <w:p>
-      <w:pPr>
-        <w:rPr>
-          <w:rFonts w:asciiTheme="minorHAnsi" w:hAnsiTheme="minorHAnsi" w:cs="Arial"/>
-          <w:bCs/>
-        </w:rPr>
-      </w:pPr>
-      <w:r>
-        <w:rPr>
-          <w:rFonts w:asciiTheme="minorHAnsi" w:hAnsiTheme="minorHAnsi" w:cs="Arial"/>
-          <w:bCs/>
-        </w:rPr>
-        <w:t>@paraName@ @paraPhone@</w:t>
-      </w:r>
-      <w:r>
-        <w:rPr>
-          <w:rFonts w:asciiTheme="minorHAnsi" w:hAnsiTheme="minorHAnsi" w:cs="Arial"/>
-          <w:bCs/>
-        </w:rPr>
-        <w:tab/>
-        <w:t>@paraEmail@&lt;br&gt;&lt;br&gt;&lt;br&gt;</w:t>
-      </w:r>
-    </w:p>
-    <w:p>
-      <w:pPr>
-        <w:rPr>
-          <w:rFonts w:asciiTheme="minorHAnsi" w:hAnsiTheme="minorHAnsi" w:cs="Arial"/>
-          <w:bCs/>
-        </w:rPr>
-      </w:pPr>
-    </w:p>
-    <w:p>
-      <w:pPr>
-        <w:rPr>
-          <w:rFonts w:asciiTheme="minorHAnsi" w:hAnsiTheme="minorHAnsi" w:cs="Arial"/>
-          <w:bCs/>
-        </w:rPr>
-      </w:pPr>
-    </w:p>
-    <w:p>
-      <w:pPr>
-        <w:rPr>
-          <w:rFonts w:asciiTheme="minorHAnsi" w:hAnsiTheme="minorHAnsi" w:cs="Arial"/>
-          <w:bCs/>
-          <w:highlight w:val="yellow"/>
-        </w:rPr>
-      </w:pPr>
-      <w:r>
-        <w:rPr>
-          <w:rFonts w:asciiTheme="minorHAnsi" w:hAnsiTheme="minorHAnsi" w:cs="Arial"/>
-          <w:bCs/>
-          <w:highlight w:val="yellow"/>
-        </w:rPr>
-        <w:t>Re:</w:t>
-      </w:r>
-      <w:r>
-        <w:rPr>
-          <w:rFonts w:asciiTheme="minorHAnsi" w:hAnsiTheme="minorHAnsi" w:cs="Arial"/>
-          <w:bCs/>
-          <w:highlight w:val="yellow"/>
-        </w:rPr>
-        <w:tab/>
-        <w:t>@orgName@ @clientRefNo@</w:t>
-      </w:r>
-      <w:r>
-        <w:rPr>
-          <w:rFonts w:asciiTheme="minorHAnsi" w:hAnsiTheme="minorHAnsi" w:cs="Arial"/>
-          <w:b/>
-          <w:bCs/>
-          <w:highlight w:val="yellow"/>
-        </w:rPr>
-        <w:t xml:space="preserve"> -</w:t>
-      </w:r>
-      <w:r>
-        <w:rPr>
-          <w:rFonts w:asciiTheme="minorHAnsi" w:hAnsiTheme="minorHAnsi" w:cs="Arial"/>
-          <w:bCs/>
-          <w:highlight w:val="yellow"/>
-        </w:rPr>
-        <w:t xml:space="preserve"> SLW Ref. No. @matterNo@&lt;br&gt;</w:t>
-      </w:r>
-    </w:p>
-    <w:p>
-      <w:pPr>
-        <w:rPr>
-          <w:rFonts w:asciiTheme="minorHAnsi" w:hAnsiTheme="minorHAnsi" w:cs="Arial"/>
-          <w:bCs/>
-          <w:highlight w:val="yellow"/>
-        </w:rPr>
-      </w:pPr>
-      <w:r>
-        <w:rPr>
-          <w:rFonts w:asciiTheme="minorHAnsi" w:hAnsiTheme="minorHAnsi" w:cs="Arial"/>
-          <w:bCs/>
-          <w:highlight w:val="yellow"/>
-        </w:rPr>
-        <w:tab/>
-        <w:t>@matterCountryName@ @MarkType@ Reg. No.: @TMRegNo@&lt;br&gt;</w:t>
-      </w:r>
-    </w:p>
-    <w:p>
-      <w:pPr>
-        <w:rPr>
-          <w:rFonts w:asciiTheme="minorHAnsi" w:hAnsiTheme="minorHAnsi" w:cs="Arial"/>
-          <w:bCs/>
-        </w:rPr>
-      </w:pPr>
-      <w:r>
-        <w:rPr>
-          <w:rFonts w:asciiTheme="minorHAnsi" w:hAnsiTheme="minorHAnsi" w:cs="Arial"/>
-          <w:bCs/>
-          <w:highlight w:val="yellow"/>
-        </w:rPr>
-        <w:tab/>
-        <w:t>Mark:  @title@&lt;br&gt;&lt;br&gt;</w:t>
-      </w:r>
-    </w:p>
-    <w:p>
-      <w:pPr>
-        <w:rPr>
-          <w:rFonts w:asciiTheme="minorHAnsi" w:hAnsiTheme="minorHAnsi" w:cs="Arial"/>
-        </w:rPr>
-      </w:pPr>
-    </w:p>
-    <w:p>
-      <w:pPr>
-        <w:pBdr>
-          <w:bottom w:val="single" w:sz="12" w:space="1" w:color="auto"/>
-        </w:pBdr>
-        <w:rPr>
-          <w:rFonts w:asciiTheme="minorHAnsi" w:hAnsiTheme="minorHAnsi"/>
-        </w:rPr>
-      </w:pPr>
+      <w:r>
+        <w:t>Owner: &lt;&lt;owner&gt;&gt;</w:t>
+      </w:r>
     </w:p>
     <w:p>
       <w:pPr>
@@ -243,47 +132,64 @@
     </w:p>
     <w:p>
       <w:pPr>
-        <w:tabs>
-          <w:tab w:val="center" w:pos="3384"/>
-        </w:tabs>
+        <w:pStyle w:val="NormalWeb"/>
+        <w:rPr>
+          <w:sz w:val="22"/>
+          <w:szCs w:val="22"/>
+        </w:rPr>
+      </w:pPr>
+      <w:r>
+        <w:rPr>
+          <w:rFonts w:asciiTheme="minorHAnsi" w:hAnsiTheme="minorHAnsi"/>
+        </w:rPr>
+        <w:t xml:space="preserve">Dear </w:t>
+      </w:r>
+      <w:r>
+        <w:rPr>
+          <w:rFonts w:asciiTheme="minorHAnsi" w:hAnsiTheme="minorHAnsi"/>
+        </w:rPr>
+        <w:t>Colleagues:</w:t>
+      </w:r>
+      <w:r>
+        <w:rPr>
+          <w:rFonts w:asciiTheme="minorHAnsi" w:hAnsiTheme="minorHAnsi"/>
+        </w:rPr>
+        <w:br/>
+      </w:r>
+      <w:r>
+        <w:rPr>
+          <w:rFonts w:asciiTheme="minorHAnsi" w:hAnsiTheme="minorHAnsi"/>
+        </w:rPr>
+        <w:br/>
+        <w:t xml:space="preserve">By way of this e-communication we wish to advise you that handling of the above identified trademark application has been transferred to our firm at the request of the client, </w:t>
+      </w:r>
+      <w:r>
+        <w:rPr>
+          <w:rFonts w:asciiTheme="minorHAnsi" w:hAnsiTheme="minorHAnsi"/>
+        </w:rPr>
+        <w:t>&lt;&lt;</w:t>
+      </w:r>
+      <w:r>
         <w:rPr>
           <w:rFonts w:asciiTheme="minorHAnsi" w:hAnsiTheme="minorHAnsi"/>
           <w:b/>
           <w:bCs/>
         </w:rPr>
-      </w:pPr>
-      <w:r>
-        <w:rPr>
-          <w:rFonts w:asciiTheme="minorHAnsi" w:hAnsiTheme="minorHAnsi"/>
-        </w:rPr>
-        <w:t xml:space="preserve">Dear </w:t>
-      </w:r>
-      <w:r>
-        <w:rPr>
-          <w:rFonts w:asciiTheme="minorHAnsi" w:hAnsiTheme="minorHAnsi"/>
-        </w:rPr>
-        <w:t>Sir or Madam</w:t>
-      </w:r>
-      <w:r>
-        <w:rPr>
-          <w:rFonts w:asciiTheme="minorHAnsi" w:hAnsiTheme="minorHAnsi"/>
-          <w:highlight w:val="yellow"/>
-        </w:rPr>
-        <w:t>:</w:t>
-      </w:r>
-      <w:r>
-        <w:rPr>
-          <w:rFonts w:asciiTheme="minorHAnsi" w:hAnsiTheme="minorHAnsi"/>
-          <w:highlight w:val="yellow"/>
-        </w:rPr>
-        <w:t>&lt;</w:t>
-      </w:r>
-      <w:r>
-        <w:rPr>
-          <w:rFonts w:asciiTheme="minorHAnsi" w:hAnsiTheme="minorHAnsi"/>
-          <w:highlight w:val="yellow"/>
-        </w:rPr>
-        <w:t>br&gt;&lt;br&gt;</w:t>
+        <w:t>orgName</w:t>
+      </w:r>
+      <w:r>
+        <w:rPr>
+          <w:rFonts w:asciiTheme="minorHAnsi" w:hAnsiTheme="minorHAnsi"/>
+          <w:b/>
+          <w:bCs/>
+        </w:rPr>
+        <w:t>&gt;&gt;.</w:t>
+      </w:r>
+      <w:r>
+        <w:rPr>
+          <w:rFonts w:asciiTheme="minorHAnsi" w:hAnsiTheme="minorHAnsi"/>
+        </w:rPr>
+        <w:t xml:space="preserve"> Please accept this as your authorization to direct all future communication regarding this matter to the following address: </w:t>
       </w:r>
       <w:r>
         <w:rPr>
@@ -301,77 +207,7 @@
         <w:rPr>
           <w:rFonts w:asciiTheme="minorHAnsi" w:hAnsiTheme="minorHAnsi"/>
         </w:rPr>
-        <w:t>&lt;p&gt;</w:t>
-      </w:r>
-      <w:r>
-        <w:rPr>
-          <w:rFonts w:asciiTheme="minorHAnsi" w:hAnsiTheme="minorHAnsi"/>
-        </w:rPr>
-        <w:t xml:space="preserve">By way of this e-communication we wish to advise you that handling of the above identified trademark application has been transferred to our firm at the request of the client, </w:t>
-      </w:r>
-      <w:r>
-        <w:rPr>
-          <w:rFonts w:asciiTheme="minorHAnsi" w:hAnsiTheme="minorHAnsi"/>
-        </w:rPr>
-        <w:t>&lt;b&gt;</w:t>
-      </w:r>
-      <w:r>
-        <w:rPr>
-          <w:rFonts w:asciiTheme="minorHAnsi" w:hAnsiTheme="minorHAnsi"/>
-          <w:b/>
-          <w:bCs/>
-        </w:rPr>
-        <w:t>@orgName@</w:t>
-      </w:r>
-      <w:r>
-        <w:rPr>
-          <w:rFonts w:asciiTheme="minorHAnsi" w:hAnsiTheme="minorHAnsi"/>
-          <w:b/>
-          <w:bCs/>
-        </w:rPr>
-        <w:t>&lt;/b&gt;</w:t>
-      </w:r>
-      <w:r>
-        <w:rPr>
-          <w:rFonts w:asciiTheme="minorHAnsi" w:hAnsiTheme="minorHAnsi"/>
-        </w:rPr>
-        <w:t>. Please accept this as your authorization to direct all future communication regarding this matter to the following address:</w:t>
-      </w:r>
-      <w:r>
-        <w:rPr>
-          <w:rFonts w:asciiTheme="minorHAnsi" w:hAnsiTheme="minorHAnsi"/>
-        </w:rPr>
-        <w:t>&lt;/p&gt;</w:t>
-      </w:r>
-      <w:r>
-        <w:rPr>
-          <w:rFonts w:asciiTheme="minorHAnsi" w:hAnsiTheme="minorHAnsi"/>
-        </w:rPr>
-        <w:t xml:space="preserve"> </w:t>
-      </w:r>
-      <w:r>
-        <w:rPr>
-          <w:rFonts w:asciiTheme="minorHAnsi" w:hAnsiTheme="minorHAnsi"/>
-        </w:rPr>
-        <w:br/>
-      </w:r>
-      <w:r>
-        <w:rPr>
-          <w:rFonts w:asciiTheme="minorHAnsi" w:hAnsiTheme="minorHAnsi"/>
-        </w:rPr>
-        <w:br/>
-      </w:r>
-      <w:r>
-        <w:rPr>
-          <w:rFonts w:asciiTheme="minorHAnsi" w:hAnsiTheme="minorHAnsi"/>
-        </w:rPr>
         <w:t>Schwegman Lundberg &amp; Woessner</w:t>
-      </w:r>
-      <w:r>
-        <w:rPr>
-          <w:rFonts w:asciiTheme="minorHAnsi" w:hAnsiTheme="minorHAnsi"/>
-        </w:rPr>
-        <w:t>&lt;br&gt;</w:t>
       </w:r>
       <w:r>
         <w:rPr>
@@ -390,18 +226,6 @@
         <w:rPr>
           <w:rFonts w:asciiTheme="minorHAnsi" w:hAnsiTheme="minorHAnsi"/>
         </w:rPr>
-        <w:t>&lt;</w:t>
-      </w:r>
-      <w:r>
-        <w:rPr>
-          <w:rFonts w:asciiTheme="minorHAnsi" w:hAnsiTheme="minorHAnsi"/>
-        </w:rPr>
-        <w:t>br&gt;</w:t>
-      </w:r>
-      <w:r>
-        <w:rPr>
-          <w:rFonts w:asciiTheme="minorHAnsi" w:hAnsiTheme="minorHAnsi"/>
-        </w:rPr>
         <w:br/>
         <w:t>Minneapolis, Minnesota 55402 USA</w:t>
       </w:r>
@@ -409,12 +233,6 @@
         <w:rPr>
           <w:rFonts w:asciiTheme="minorHAnsi" w:hAnsiTheme="minorHAnsi"/>
         </w:rPr>
-        <w:t>&lt;br&gt;&lt;br&gt;</w:t>
-      </w:r>
-      <w:r>
-        <w:rPr>
-          <w:rFonts w:asciiTheme="minorHAnsi" w:hAnsiTheme="minorHAnsi"/>
-        </w:rPr>
         <w:t xml:space="preserve"> </w:t>
       </w:r>
       <w:r>
@@ -434,28 +252,20 @@
           <w:rFonts w:asciiTheme="minorHAnsi" w:hAnsiTheme="minorHAnsi"/>
         </w:rPr>
         <w:br/>
+      </w:r>
+      <w:r>
         <w:t xml:space="preserve">All electronic correspondence should be directed to </w:t>
-      </w:r>
-      <w:r>
-        <w:rPr>
-          <w:rFonts w:asciiTheme="minorHAnsi" w:hAnsiTheme="minorHAnsi"/>
-        </w:rPr>
-        <w:t>&lt;a href=”</w:t>
       </w:r>
       <w:hyperlink r:id="rId6" w:history="1">
         <w:r>
           <w:rPr>
             <w:rStyle w:val="Hyperlink"/>
-            <w:rFonts w:asciiTheme="minorHAnsi" w:hAnsiTheme="minorHAnsi"/>
           </w:rPr>
-          <w:t>REQUEST@SLWIP.COM</w:t>
+          <w:t>Request@slwip.com</w:t>
         </w:r>
       </w:hyperlink>
       <w:r>
-        <w:rPr>
-          <w:rFonts w:asciiTheme="minorHAnsi" w:hAnsiTheme="minorHAnsi"/>
-        </w:rPr>
-        <w:t>”&gt;REQUEST@SLWIP.COM&lt;/a&gt;</w:t>
+        <w:t xml:space="preserve"> and the attorney and paralegal identified above</w:t>
       </w:r>
       <w:r>
         <w:rPr>
@@ -467,24 +277,6 @@
         <w:rPr>
           <w:rFonts w:asciiTheme="minorHAnsi" w:hAnsiTheme="minorHAnsi"/>
         </w:rPr>
-        <w:t>&lt;</w:t>
-      </w:r>
-      <w:r>
-        <w:rPr>
-          <w:rFonts w:asciiTheme="minorHAnsi" w:hAnsiTheme="minorHAnsi"/>
-        </w:rPr>
-        <w:t>br&gt;</w:t>
-      </w:r>
-      <w:r>
-        <w:rPr>
-          <w:rFonts w:asciiTheme="minorHAnsi" w:hAnsiTheme="minorHAnsi"/>
-        </w:rPr>
-        <w:t>&lt;br&gt;</w:t>
-      </w:r>
-      <w:r>
-        <w:rPr>
-          <w:rFonts w:asciiTheme="minorHAnsi" w:hAnsiTheme="minorHAnsi"/>
-        </w:rPr>
         <w:t xml:space="preserve"> </w:t>
       </w:r>
       <w:r>
@@ -509,12 +301,6 @@
         <w:rPr>
           <w:rFonts w:asciiTheme="minorHAnsi" w:hAnsiTheme="minorHAnsi"/>
         </w:rPr>
-        <w:t>&lt;p&gt;</w:t>
-      </w:r>
-      <w:r>
-        <w:rPr>
-          <w:rFonts w:asciiTheme="minorHAnsi" w:hAnsiTheme="minorHAnsi"/>
-        </w:rPr>
         <w:t>The</w:t>
       </w:r>
       <w:r>
@@ -534,7 +320,21 @@
           <w:rFonts w:asciiTheme="minorHAnsi" w:hAnsiTheme="minorHAnsi"/>
           <w:bCs/>
         </w:rPr>
-        <w:t>@paraName@</w:t>
+        <w:t>&lt;&lt;</w:t>
+      </w:r>
+      <w:r>
+        <w:rPr>
+          <w:rFonts w:asciiTheme="minorHAnsi" w:hAnsiTheme="minorHAnsi"/>
+          <w:bCs/>
+        </w:rPr>
+        <w:t>paraName</w:t>
+      </w:r>
+      <w:r>
+        <w:rPr>
+          <w:rFonts w:asciiTheme="minorHAnsi" w:hAnsiTheme="minorHAnsi"/>
+          <w:bCs/>
+        </w:rPr>
+        <w:t>&gt;&gt;</w:t>
       </w:r>
       <w:r>
         <w:rPr>
@@ -547,7 +347,28 @@
           <w:rFonts w:asciiTheme="minorHAnsi" w:hAnsiTheme="minorHAnsi"/>
           <w:bCs/>
         </w:rPr>
-        <w:t xml:space="preserve">@paraEmail@ </w:t>
+        <w:t>&lt;&lt;</w:t>
+      </w:r>
+      <w:r>
+        <w:rPr>
+          <w:rFonts w:asciiTheme="minorHAnsi" w:hAnsiTheme="minorHAnsi"/>
+          <w:bCs/>
+        </w:rPr>
+        <w:t>paraEmail</w:t>
+      </w:r>
+      <w:r>
+        <w:rPr>
+          <w:rFonts w:asciiTheme="minorHAnsi" w:hAnsiTheme="minorHAnsi"/>
+          <w:bCs/>
+        </w:rPr>
+        <w:t>&gt;&gt;</w:t>
+      </w:r>
+      <w:r>
+        <w:rPr>
+          <w:rFonts w:asciiTheme="minorHAnsi" w:hAnsiTheme="minorHAnsi"/>
+          <w:bCs/>
+        </w:rPr>
+        <w:t xml:space="preserve"> </w:t>
       </w:r>
       <w:r>
         <w:rPr>
@@ -560,7 +381,21 @@
           <w:rFonts w:asciiTheme="minorHAnsi" w:hAnsiTheme="minorHAnsi"/>
           <w:bCs/>
         </w:rPr>
-        <w:t>@paraPhone@</w:t>
+        <w:t>&lt;&lt;</w:t>
+      </w:r>
+      <w:r>
+        <w:rPr>
+          <w:rFonts w:asciiTheme="minorHAnsi" w:hAnsiTheme="minorHAnsi"/>
+          <w:bCs/>
+        </w:rPr>
+        <w:t>paraPhone</w:t>
+      </w:r>
+      <w:r>
+        <w:rPr>
+          <w:rFonts w:asciiTheme="minorHAnsi" w:hAnsiTheme="minorHAnsi"/>
+          <w:bCs/>
+        </w:rPr>
+        <w:t>&gt;&gt;</w:t>
       </w:r>
       <w:r>
         <w:rPr>
@@ -573,7 +408,21 @@
           <w:rFonts w:asciiTheme="minorHAnsi" w:hAnsiTheme="minorHAnsi"/>
           <w:bCs/>
         </w:rPr>
-        <w:t>@WAName@</w:t>
+        <w:t>&lt;&lt;</w:t>
+      </w:r>
+      <w:r>
+        <w:rPr>
+          <w:rFonts w:asciiTheme="minorHAnsi" w:hAnsiTheme="minorHAnsi"/>
+          <w:bCs/>
+        </w:rPr>
+        <w:t>WAName</w:t>
+      </w:r>
+      <w:r>
+        <w:rPr>
+          <w:rFonts w:asciiTheme="minorHAnsi" w:hAnsiTheme="minorHAnsi"/>
+          <w:bCs/>
+        </w:rPr>
+        <w:t>&gt;&gt;</w:t>
       </w:r>
       <w:r>
         <w:rPr>
@@ -586,7 +435,21 @@
           <w:rFonts w:asciiTheme="minorHAnsi" w:hAnsiTheme="minorHAnsi"/>
           <w:bCs/>
         </w:rPr>
-        <w:t>@WAEmail@</w:t>
+        <w:t>&lt;&lt;</w:t>
+      </w:r>
+      <w:r>
+        <w:rPr>
+          <w:rFonts w:asciiTheme="minorHAnsi" w:hAnsiTheme="minorHAnsi"/>
+          <w:bCs/>
+        </w:rPr>
+        <w:t>WAEmail</w:t>
+      </w:r>
+      <w:r>
+        <w:rPr>
+          <w:rFonts w:asciiTheme="minorHAnsi" w:hAnsiTheme="minorHAnsi"/>
+          <w:bCs/>
+        </w:rPr>
+        <w:t>&gt;&gt;</w:t>
       </w:r>
       <w:r>
         <w:rPr>
@@ -599,19 +462,27 @@
           <w:rFonts w:asciiTheme="minorHAnsi" w:hAnsiTheme="minorHAnsi"/>
           <w:bCs/>
         </w:rPr>
-        <w:t>@WAPhone@</w:t>
+        <w:t>&lt;&lt;</w:t>
+      </w:r>
+      <w:r>
+        <w:rPr>
+          <w:rFonts w:asciiTheme="minorHAnsi" w:hAnsiTheme="minorHAnsi"/>
+          <w:bCs/>
+        </w:rPr>
+        <w:t>WAPhone</w:t>
+      </w:r>
+      <w:r>
+        <w:rPr>
+          <w:rFonts w:asciiTheme="minorHAnsi" w:hAnsiTheme="minorHAnsi"/>
+          <w:bCs/>
+        </w:rPr>
+        <w:t>&gt;&gt;</w:t>
       </w:r>
       <w:r>
         <w:rPr>
           <w:rFonts w:asciiTheme="minorHAnsi" w:hAnsiTheme="minorHAnsi"/>
         </w:rPr>
         <w:t>.</w:t>
-      </w:r>
-      <w:r>
-        <w:rPr>
-          <w:rFonts w:asciiTheme="minorHAnsi" w:hAnsiTheme="minorHAnsi"/>
-        </w:rPr>
-        <w:t>&lt;/p&gt;</w:t>
       </w:r>
       <w:r>
         <w:rPr>
@@ -739,14 +610,7 @@
           <w:bCs/>
           <w:highlight w:val="yellow"/>
         </w:rPr>
-        <w:t>Sincerely,&lt;</w:t>
-      </w:r>
-      <w:r>
-        <w:rPr>
-          <w:rFonts w:asciiTheme="minorHAnsi" w:hAnsiTheme="minorHAnsi"/>
-          <w:bCs/>
-        </w:rPr>
-        <w:t>br&gt;&lt;br&gt;</w:t>
+        <w:t>Sincerely,</w:t>
       </w:r>
     </w:p>
     <w:p>
@@ -764,7 +628,7 @@
     <w:p>
       <w:pPr>
         <w:tabs>
-          <w:tab w:val="center" w:pos="3384"/>
+          <w:tab w:val="left" w:pos="1920"/>
         </w:tabs>
         <w:rPr>
           <w:rFonts w:asciiTheme="minorHAnsi" w:hAnsiTheme="minorHAnsi"/>
@@ -774,8 +638,30 @@
         <w:rPr>
           <w:rFonts w:asciiTheme="minorHAnsi" w:hAnsiTheme="minorHAnsi"/>
         </w:rPr>
-        <w:t>@userName@</w:t>
-      </w:r>
+        <w:t>&lt;&lt;</w:t>
+      </w:r>
+      <w:r>
+        <w:rPr>
+          <w:rFonts w:asciiTheme="minorHAnsi" w:hAnsiTheme="minorHAnsi"/>
+        </w:rPr>
+        <w:t>userName</w:t>
+      </w:r>
+      <w:r>
+        <w:rPr>
+          <w:rFonts w:asciiTheme="minorHAnsi" w:hAnsiTheme="minorHAnsi"/>
+        </w:rPr>
+        <w:t>&gt;&gt;</w:t>
+      </w:r>
+    </w:p>
+    <w:p>
+      <w:pPr>
+        <w:tabs>
+          <w:tab w:val="left" w:pos="1920"/>
+        </w:tabs>
+        <w:rPr>
+          <w:rFonts w:asciiTheme="minorHAnsi" w:hAnsiTheme="minorHAnsi"/>
+        </w:rPr>
+      </w:pPr>
     </w:p>
     <w:sectPr>
       <w:pgSz w:w="12240" w:h="15840" w:code="1"/>
@@ -1381,7 +1267,6 @@
     <w:name w:val="Normal (Web)"/>
     <w:basedOn w:val="Normal"/>
     <w:uiPriority w:val="99"/>
-    <w:semiHidden/>
     <w:unhideWhenUsed/>
     <w:rsid w:val="00465358"/>
   </w:style>
